--- a/fåglar/A 61654-2023 prioriterade fågelarter.docx
+++ b/fåglar/A 61654-2023 prioriterade fågelarter.docx
@@ -519,7 +519,7 @@
     <w:p/>
     <w:p>
       <w:r>
-        <w:t>2024-03-10</w:t>
+        <w:t>2024-03-11</w:t>
       </w:r>
       <w:r>
         <w:t xml:space="preserve"> </w:t>

--- a/fåglar/A 61654-2023 prioriterade fågelarter.docx
+++ b/fåglar/A 61654-2023 prioriterade fågelarter.docx
@@ -519,7 +519,7 @@
     <w:p/>
     <w:p>
       <w:r>
-        <w:t>2024-03-11</w:t>
+        <w:t>2024-03-12</w:t>
       </w:r>
       <w:r>
         <w:t xml:space="preserve"> </w:t>

--- a/fåglar/A 61654-2023 prioriterade fågelarter.docx
+++ b/fåglar/A 61654-2023 prioriterade fågelarter.docx
@@ -519,7 +519,7 @@
     <w:p/>
     <w:p>
       <w:r>
-        <w:t>2024-03-12</w:t>
+        <w:t>2024-03-13</w:t>
       </w:r>
       <w:r>
         <w:t xml:space="preserve"> </w:t>

--- a/fåglar/A 61654-2023 prioriterade fågelarter.docx
+++ b/fåglar/A 61654-2023 prioriterade fågelarter.docx
@@ -519,7 +519,7 @@
     <w:p/>
     <w:p>
       <w:r>
-        <w:t>2024-06-28</w:t>
+        <w:t>2024-06-29</w:t>
       </w:r>
       <w:r>
         <w:t xml:space="preserve"> </w:t>

--- a/fåglar/A 61654-2023 prioriterade fågelarter.docx
+++ b/fåglar/A 61654-2023 prioriterade fågelarter.docx
@@ -519,7 +519,7 @@
     <w:p/>
     <w:p>
       <w:r>
-        <w:t>2024-06-29</w:t>
+        <w:t>2024-06-30</w:t>
       </w:r>
       <w:r>
         <w:t xml:space="preserve"> </w:t>

--- a/fåglar/A 61654-2023 prioriterade fågelarter.docx
+++ b/fåglar/A 61654-2023 prioriterade fågelarter.docx
@@ -519,7 +519,7 @@
     <w:p/>
     <w:p>
       <w:r>
-        <w:t>2024-06-30</w:t>
+        <w:t>2024-07-01</w:t>
       </w:r>
       <w:r>
         <w:t xml:space="preserve"> </w:t>

--- a/fåglar/A 61654-2023 prioriterade fågelarter.docx
+++ b/fåglar/A 61654-2023 prioriterade fågelarter.docx
@@ -519,7 +519,7 @@
     <w:p/>
     <w:p>
       <w:r>
-        <w:t>2024-07-01</w:t>
+        <w:t>2024-07-02</w:t>
       </w:r>
       <w:r>
         <w:t xml:space="preserve"> </w:t>

--- a/fåglar/A 61654-2023 prioriterade fågelarter.docx
+++ b/fåglar/A 61654-2023 prioriterade fågelarter.docx
@@ -519,7 +519,7 @@
     <w:p/>
     <w:p>
       <w:r>
-        <w:t>2024-08-01</w:t>
+        <w:t>2024-08-02</w:t>
       </w:r>
       <w:r>
         <w:t xml:space="preserve"> </w:t>

--- a/fåglar/A 61654-2023 prioriterade fågelarter.docx
+++ b/fåglar/A 61654-2023 prioriterade fågelarter.docx
@@ -519,7 +519,7 @@
     <w:p/>
     <w:p>
       <w:r>
-        <w:t>2024-08-02</w:t>
+        <w:t>2024-08-03</w:t>
       </w:r>
       <w:r>
         <w:t xml:space="preserve"> </w:t>

--- a/fåglar/A 61654-2023 prioriterade fågelarter.docx
+++ b/fåglar/A 61654-2023 prioriterade fågelarter.docx
@@ -519,7 +519,7 @@
     <w:p/>
     <w:p>
       <w:r>
-        <w:t>2024-08-03</w:t>
+        <w:t>2024-08-04</w:t>
       </w:r>
       <w:r>
         <w:t xml:space="preserve"> </w:t>

--- a/fåglar/A 61654-2023 prioriterade fågelarter.docx
+++ b/fåglar/A 61654-2023 prioriterade fågelarter.docx
@@ -519,7 +519,7 @@
     <w:p/>
     <w:p>
       <w:r>
-        <w:t>2024-08-04</w:t>
+        <w:t>2024-08-05</w:t>
       </w:r>
       <w:r>
         <w:t xml:space="preserve"> </w:t>

--- a/fåglar/A 61654-2023 prioriterade fågelarter.docx
+++ b/fåglar/A 61654-2023 prioriterade fågelarter.docx
@@ -519,7 +519,7 @@
     <w:p/>
     <w:p>
       <w:r>
-        <w:t>2024-08-05</w:t>
+        <w:t>2024-08-06</w:t>
       </w:r>
       <w:r>
         <w:t xml:space="preserve"> </w:t>

--- a/fåglar/A 61654-2023 prioriterade fågelarter.docx
+++ b/fåglar/A 61654-2023 prioriterade fågelarter.docx
@@ -519,7 +519,7 @@
     <w:p/>
     <w:p>
       <w:r>
-        <w:t>2024-08-06</w:t>
+        <w:t>2024-08-07</w:t>
       </w:r>
       <w:r>
         <w:t xml:space="preserve"> </w:t>

--- a/fåglar/A 61654-2023 prioriterade fågelarter.docx
+++ b/fåglar/A 61654-2023 prioriterade fågelarter.docx
@@ -519,7 +519,7 @@
     <w:p/>
     <w:p>
       <w:r>
-        <w:t>2024-08-07</w:t>
+        <w:t>2024-08-08</w:t>
       </w:r>
       <w:r>
         <w:t xml:space="preserve"> </w:t>

--- a/fåglar/A 61654-2023 prioriterade fågelarter.docx
+++ b/fåglar/A 61654-2023 prioriterade fågelarter.docx
@@ -519,7 +519,7 @@
     <w:p/>
     <w:p>
       <w:r>
-        <w:t>2024-08-08</w:t>
+        <w:t>2024-08-09</w:t>
       </w:r>
       <w:r>
         <w:t xml:space="preserve"> </w:t>

--- a/fåglar/A 61654-2023 prioriterade fågelarter.docx
+++ b/fåglar/A 61654-2023 prioriterade fågelarter.docx
@@ -519,7 +519,7 @@
     <w:p/>
     <w:p>
       <w:r>
-        <w:t>2024-09-29</w:t>
+        <w:t>2024-09-30</w:t>
       </w:r>
       <w:r>
         <w:t xml:space="preserve"> </w:t>

--- a/fåglar/A 61654-2023 prioriterade fågelarter.docx
+++ b/fåglar/A 61654-2023 prioriterade fågelarter.docx
@@ -519,7 +519,7 @@
     <w:p/>
     <w:p>
       <w:r>
-        <w:t>2024-09-30</w:t>
+        <w:t>2024-10-01</w:t>
       </w:r>
       <w:r>
         <w:t xml:space="preserve"> </w:t>

--- a/fåglar/A 61654-2023 prioriterade fågelarter.docx
+++ b/fåglar/A 61654-2023 prioriterade fågelarter.docx
@@ -519,7 +519,7 @@
     <w:p/>
     <w:p>
       <w:r>
-        <w:t>2024-10-01</w:t>
+        <w:t>2024-10-02</w:t>
       </w:r>
       <w:r>
         <w:t xml:space="preserve"> </w:t>

--- a/fåglar/A 61654-2023 prioriterade fågelarter.docx
+++ b/fåglar/A 61654-2023 prioriterade fågelarter.docx
@@ -519,7 +519,7 @@
     <w:p/>
     <w:p>
       <w:r>
-        <w:t>2024-10-02</w:t>
+        <w:t>2024-10-03</w:t>
       </w:r>
       <w:r>
         <w:t xml:space="preserve"> </w:t>

--- a/fåglar/A 61654-2023 prioriterade fågelarter.docx
+++ b/fåglar/A 61654-2023 prioriterade fågelarter.docx
@@ -519,7 +519,7 @@
     <w:p/>
     <w:p>
       <w:r>
-        <w:t>2024-10-03</w:t>
+        <w:t>2024-10-04</w:t>
       </w:r>
       <w:r>
         <w:t xml:space="preserve"> </w:t>

--- a/fåglar/A 61654-2023 prioriterade fågelarter.docx
+++ b/fåglar/A 61654-2023 prioriterade fågelarter.docx
@@ -519,7 +519,7 @@
     <w:p/>
     <w:p>
       <w:r>
-        <w:t>2024-10-04</w:t>
+        <w:t>2024-10-05</w:t>
       </w:r>
       <w:r>
         <w:t xml:space="preserve"> </w:t>

--- a/fåglar/A 61654-2023 prioriterade fågelarter.docx
+++ b/fåglar/A 61654-2023 prioriterade fågelarter.docx
@@ -519,7 +519,7 @@
     <w:p/>
     <w:p>
       <w:r>
-        <w:t>2024-10-05</w:t>
+        <w:t>2024-10-06</w:t>
       </w:r>
       <w:r>
         <w:t xml:space="preserve"> </w:t>

--- a/fåglar/A 61654-2023 prioriterade fågelarter.docx
+++ b/fåglar/A 61654-2023 prioriterade fågelarter.docx
@@ -519,7 +519,7 @@
     <w:p/>
     <w:p>
       <w:r>
-        <w:t>2024-10-06</w:t>
+        <w:t>2024-10-07</w:t>
       </w:r>
       <w:r>
         <w:t xml:space="preserve"> </w:t>

--- a/fåglar/A 61654-2023 prioriterade fågelarter.docx
+++ b/fåglar/A 61654-2023 prioriterade fågelarter.docx
@@ -519,7 +519,7 @@
     <w:p/>
     <w:p>
       <w:r>
-        <w:t>2024-10-07</w:t>
+        <w:t>2024-10-08</w:t>
       </w:r>
       <w:r>
         <w:t xml:space="preserve"> </w:t>

--- a/fåglar/A 61654-2023 prioriterade fågelarter.docx
+++ b/fåglar/A 61654-2023 prioriterade fågelarter.docx
@@ -519,7 +519,7 @@
     <w:p/>
     <w:p>
       <w:r>
-        <w:t>2024-10-08</w:t>
+        <w:t>2024-10-09</w:t>
       </w:r>
       <w:r>
         <w:t xml:space="preserve"> </w:t>

--- a/fåglar/A 61654-2023 prioriterade fågelarter.docx
+++ b/fåglar/A 61654-2023 prioriterade fågelarter.docx
@@ -519,7 +519,7 @@
     <w:p/>
     <w:p>
       <w:r>
-        <w:t>2024-10-09</w:t>
+        <w:t>2024-10-10</w:t>
       </w:r>
       <w:r>
         <w:t xml:space="preserve"> </w:t>

--- a/fåglar/A 61654-2023 prioriterade fågelarter.docx
+++ b/fåglar/A 61654-2023 prioriterade fågelarter.docx
@@ -519,7 +519,7 @@
     <w:p/>
     <w:p>
       <w:r>
-        <w:t>2024-10-10</w:t>
+        <w:t>2024-10-11</w:t>
       </w:r>
       <w:r>
         <w:t xml:space="preserve"> </w:t>

--- a/fåglar/A 61654-2023 prioriterade fågelarter.docx
+++ b/fåglar/A 61654-2023 prioriterade fågelarter.docx
@@ -519,7 +519,7 @@
     <w:p/>
     <w:p>
       <w:r>
-        <w:t>2024-10-11</w:t>
+        <w:t>2024-10-12</w:t>
       </w:r>
       <w:r>
         <w:t xml:space="preserve"> </w:t>

--- a/fåglar/A 61654-2023 prioriterade fågelarter.docx
+++ b/fåglar/A 61654-2023 prioriterade fågelarter.docx
@@ -519,7 +519,7 @@
     <w:p/>
     <w:p>
       <w:r>
-        <w:t>2024-10-12</w:t>
+        <w:t>2024-10-13</w:t>
       </w:r>
       <w:r>
         <w:t xml:space="preserve"> </w:t>

--- a/fåglar/A 61654-2023 prioriterade fågelarter.docx
+++ b/fåglar/A 61654-2023 prioriterade fågelarter.docx
@@ -519,7 +519,7 @@
     <w:p/>
     <w:p>
       <w:r>
-        <w:t>2024-10-13</w:t>
+        <w:t>2024-10-14</w:t>
       </w:r>
       <w:r>
         <w:t xml:space="preserve"> </w:t>

--- a/fåglar/A 61654-2023 prioriterade fågelarter.docx
+++ b/fåglar/A 61654-2023 prioriterade fågelarter.docx
@@ -519,7 +519,7 @@
     <w:p/>
     <w:p>
       <w:r>
-        <w:t>2024-10-14</w:t>
+        <w:t>2024-10-15</w:t>
       </w:r>
       <w:r>
         <w:t xml:space="preserve"> </w:t>

--- a/fåglar/A 61654-2023 prioriterade fågelarter.docx
+++ b/fåglar/A 61654-2023 prioriterade fågelarter.docx
@@ -519,7 +519,7 @@
     <w:p/>
     <w:p>
       <w:r>
-        <w:t>2024-10-15</w:t>
+        <w:t>2024-10-16</w:t>
       </w:r>
       <w:r>
         <w:t xml:space="preserve"> </w:t>

--- a/fåglar/A 61654-2023 prioriterade fågelarter.docx
+++ b/fåglar/A 61654-2023 prioriterade fågelarter.docx
@@ -519,7 +519,7 @@
     <w:p/>
     <w:p>
       <w:r>
-        <w:t>2024-10-16</w:t>
+        <w:t>2024-10-17</w:t>
       </w:r>
       <w:r>
         <w:t xml:space="preserve"> </w:t>

--- a/fåglar/A 61654-2023 prioriterade fågelarter.docx
+++ b/fåglar/A 61654-2023 prioriterade fågelarter.docx
@@ -519,7 +519,7 @@
     <w:p/>
     <w:p>
       <w:r>
-        <w:t>2024-10-17</w:t>
+        <w:t>2024-10-18</w:t>
       </w:r>
       <w:r>
         <w:t xml:space="preserve"> </w:t>

--- a/fåglar/A 61654-2023 prioriterade fågelarter.docx
+++ b/fåglar/A 61654-2023 prioriterade fågelarter.docx
@@ -519,7 +519,7 @@
     <w:p/>
     <w:p>
       <w:r>
-        <w:t>2024-10-18</w:t>
+        <w:t>2024-10-19</w:t>
       </w:r>
       <w:r>
         <w:t xml:space="preserve"> </w:t>

--- a/fåglar/A 61654-2023 prioriterade fågelarter.docx
+++ b/fåglar/A 61654-2023 prioriterade fågelarter.docx
@@ -519,7 +519,7 @@
     <w:p/>
     <w:p>
       <w:r>
-        <w:t>2024-10-19</w:t>
+        <w:t>2024-10-20</w:t>
       </w:r>
       <w:r>
         <w:t xml:space="preserve"> </w:t>

--- a/fåglar/A 61654-2023 prioriterade fågelarter.docx
+++ b/fåglar/A 61654-2023 prioriterade fågelarter.docx
@@ -519,7 +519,7 @@
     <w:p/>
     <w:p>
       <w:r>
-        <w:t>2024-10-20</w:t>
+        <w:t>2024-10-21</w:t>
       </w:r>
       <w:r>
         <w:t xml:space="preserve"> </w:t>

--- a/fåglar/A 61654-2023 prioriterade fågelarter.docx
+++ b/fåglar/A 61654-2023 prioriterade fågelarter.docx
@@ -519,7 +519,7 @@
     <w:p/>
     <w:p>
       <w:r>
-        <w:t>2024-10-21</w:t>
+        <w:t>2024-10-22</w:t>
       </w:r>
       <w:r>
         <w:t xml:space="preserve"> </w:t>

--- a/fåglar/A 61654-2023 prioriterade fågelarter.docx
+++ b/fåglar/A 61654-2023 prioriterade fågelarter.docx
@@ -519,7 +519,7 @@
     <w:p/>
     <w:p>
       <w:r>
-        <w:t>2024-10-22</w:t>
+        <w:t>2024-10-23</w:t>
       </w:r>
       <w:r>
         <w:t xml:space="preserve"> </w:t>

--- a/fåglar/A 61654-2023 prioriterade fågelarter.docx
+++ b/fåglar/A 61654-2023 prioriterade fågelarter.docx
@@ -519,7 +519,7 @@
     <w:p/>
     <w:p>
       <w:r>
-        <w:t>2024-10-23</w:t>
+        <w:t>2024-10-24</w:t>
       </w:r>
       <w:r>
         <w:t xml:space="preserve"> </w:t>

--- a/fåglar/A 61654-2023 prioriterade fågelarter.docx
+++ b/fåglar/A 61654-2023 prioriterade fågelarter.docx
@@ -519,7 +519,7 @@
     <w:p/>
     <w:p>
       <w:r>
-        <w:t>2024-11-29</w:t>
+        <w:t>2024-11-30</w:t>
       </w:r>
       <w:r>
         <w:t xml:space="preserve"> </w:t>

--- a/fåglar/A 61654-2023 prioriterade fågelarter.docx
+++ b/fåglar/A 61654-2023 prioriterade fågelarter.docx
@@ -519,7 +519,7 @@
     <w:p/>
     <w:p>
       <w:r>
-        <w:t>2024-11-30</w:t>
+        <w:t>2024-12-01</w:t>
       </w:r>
       <w:r>
         <w:t xml:space="preserve"> </w:t>

--- a/fåglar/A 61654-2023 prioriterade fågelarter.docx
+++ b/fåglar/A 61654-2023 prioriterade fågelarter.docx
@@ -519,7 +519,7 @@
     <w:p/>
     <w:p>
       <w:r>
-        <w:t>2024-12-01</w:t>
+        <w:t>2024-12-02</w:t>
       </w:r>
       <w:r>
         <w:t xml:space="preserve"> </w:t>

--- a/fåglar/A 61654-2023 prioriterade fågelarter.docx
+++ b/fåglar/A 61654-2023 prioriterade fågelarter.docx
@@ -519,7 +519,7 @@
     <w:p/>
     <w:p>
       <w:r>
-        <w:t>2024-12-02</w:t>
+        <w:t>2024-12-03</w:t>
       </w:r>
       <w:r>
         <w:t xml:space="preserve"> </w:t>

--- a/fåglar/A 61654-2023 prioriterade fågelarter.docx
+++ b/fåglar/A 61654-2023 prioriterade fågelarter.docx
@@ -519,7 +519,7 @@
     <w:p/>
     <w:p>
       <w:r>
-        <w:t>2024-12-03</w:t>
+        <w:t>2024-12-04</w:t>
       </w:r>
       <w:r>
         <w:t xml:space="preserve"> </w:t>

--- a/fåglar/A 61654-2023 prioriterade fågelarter.docx
+++ b/fåglar/A 61654-2023 prioriterade fågelarter.docx
@@ -519,7 +519,7 @@
     <w:p/>
     <w:p>
       <w:r>
-        <w:t>2024-12-04</w:t>
+        <w:t>2024-12-05</w:t>
       </w:r>
       <w:r>
         <w:t xml:space="preserve"> </w:t>

--- a/fåglar/A 61654-2023 prioriterade fågelarter.docx
+++ b/fåglar/A 61654-2023 prioriterade fågelarter.docx
@@ -519,7 +519,7 @@
     <w:p/>
     <w:p>
       <w:r>
-        <w:t>2024-12-05</w:t>
+        <w:t>2024-12-07</w:t>
       </w:r>
       <w:r>
         <w:t xml:space="preserve"> </w:t>

--- a/fåglar/A 61654-2023 prioriterade fågelarter.docx
+++ b/fåglar/A 61654-2023 prioriterade fågelarter.docx
@@ -519,7 +519,7 @@
     <w:p/>
     <w:p>
       <w:r>
-        <w:t>2024-12-07</w:t>
+        <w:t>2024-12-08</w:t>
       </w:r>
       <w:r>
         <w:t xml:space="preserve"> </w:t>

--- a/fåglar/A 61654-2023 prioriterade fågelarter.docx
+++ b/fåglar/A 61654-2023 prioriterade fågelarter.docx
@@ -519,7 +519,7 @@
     <w:p/>
     <w:p>
       <w:r>
-        <w:t>2024-12-08</w:t>
+        <w:t>2024-12-09</w:t>
       </w:r>
       <w:r>
         <w:t xml:space="preserve"> </w:t>

--- a/fåglar/A 61654-2023 prioriterade fågelarter.docx
+++ b/fåglar/A 61654-2023 prioriterade fågelarter.docx
@@ -519,7 +519,7 @@
     <w:p/>
     <w:p>
       <w:r>
-        <w:t>2024-12-09</w:t>
+        <w:t>2024-12-10</w:t>
       </w:r>
       <w:r>
         <w:t xml:space="preserve"> </w:t>

--- a/fåglar/A 61654-2023 prioriterade fågelarter.docx
+++ b/fåglar/A 61654-2023 prioriterade fågelarter.docx
@@ -519,7 +519,7 @@
     <w:p/>
     <w:p>
       <w:r>
-        <w:t>2024-12-10</w:t>
+        <w:t>2024-12-11</w:t>
       </w:r>
       <w:r>
         <w:t xml:space="preserve"> </w:t>

--- a/fåglar/A 61654-2023 prioriterade fågelarter.docx
+++ b/fåglar/A 61654-2023 prioriterade fågelarter.docx
@@ -519,7 +519,7 @@
     <w:p/>
     <w:p>
       <w:r>
-        <w:t>2024-12-11</w:t>
+        <w:t>2024-12-12</w:t>
       </w:r>
       <w:r>
         <w:t xml:space="preserve"> </w:t>

--- a/fåglar/A 61654-2023 prioriterade fågelarter.docx
+++ b/fåglar/A 61654-2023 prioriterade fågelarter.docx
@@ -519,7 +519,7 @@
     <w:p/>
     <w:p>
       <w:r>
-        <w:t>2024-12-12</w:t>
+        <w:t>2024-12-13</w:t>
       </w:r>
       <w:r>
         <w:t xml:space="preserve"> </w:t>

--- a/fåglar/A 61654-2023 prioriterade fågelarter.docx
+++ b/fåglar/A 61654-2023 prioriterade fågelarter.docx
@@ -519,7 +519,7 @@
     <w:p/>
     <w:p>
       <w:r>
-        <w:t>2024-12-13</w:t>
+        <w:t>2024-12-14</w:t>
       </w:r>
       <w:r>
         <w:t xml:space="preserve"> </w:t>

--- a/fåglar/A 61654-2023 prioriterade fågelarter.docx
+++ b/fåglar/A 61654-2023 prioriterade fågelarter.docx
@@ -519,7 +519,7 @@
     <w:p/>
     <w:p>
       <w:r>
-        <w:t>2024-12-14</w:t>
+        <w:t>2024-12-15</w:t>
       </w:r>
       <w:r>
         <w:t xml:space="preserve"> </w:t>

--- a/fåglar/A 61654-2023 prioriterade fågelarter.docx
+++ b/fåglar/A 61654-2023 prioriterade fågelarter.docx
@@ -519,7 +519,7 @@
     <w:p/>
     <w:p>
       <w:r>
-        <w:t>2024-12-15</w:t>
+        <w:t>2024-12-16</w:t>
       </w:r>
       <w:r>
         <w:t xml:space="preserve"> </w:t>

--- a/fåglar/A 61654-2023 prioriterade fågelarter.docx
+++ b/fåglar/A 61654-2023 prioriterade fågelarter.docx
@@ -519,7 +519,7 @@
     <w:p/>
     <w:p>
       <w:r>
-        <w:t>2024-12-16</w:t>
+        <w:t>2024-12-17</w:t>
       </w:r>
       <w:r>
         <w:t xml:space="preserve"> </w:t>

--- a/fåglar/A 61654-2023 prioriterade fågelarter.docx
+++ b/fåglar/A 61654-2023 prioriterade fågelarter.docx
@@ -519,7 +519,7 @@
     <w:p/>
     <w:p>
       <w:r>
-        <w:t>2024-12-17</w:t>
+        <w:t>2024-12-18</w:t>
       </w:r>
       <w:r>
         <w:t xml:space="preserve"> </w:t>

--- a/fåglar/A 61654-2023 prioriterade fågelarter.docx
+++ b/fåglar/A 61654-2023 prioriterade fågelarter.docx
@@ -519,7 +519,7 @@
     <w:p/>
     <w:p>
       <w:r>
-        <w:t>2024-12-18</w:t>
+        <w:t>2024-12-19</w:t>
       </w:r>
       <w:r>
         <w:t xml:space="preserve"> </w:t>

--- a/fåglar/A 61654-2023 prioriterade fågelarter.docx
+++ b/fåglar/A 61654-2023 prioriterade fågelarter.docx
@@ -519,7 +519,7 @@
     <w:p/>
     <w:p>
       <w:r>
-        <w:t>2024-12-19</w:t>
+        <w:t>2024-12-20</w:t>
       </w:r>
       <w:r>
         <w:t xml:space="preserve"> </w:t>

--- a/fåglar/A 61654-2023 prioriterade fågelarter.docx
+++ b/fåglar/A 61654-2023 prioriterade fågelarter.docx
@@ -519,7 +519,7 @@
     <w:p/>
     <w:p>
       <w:r>
-        <w:t>2024-12-20</w:t>
+        <w:t>2024-12-22</w:t>
       </w:r>
       <w:r>
         <w:t xml:space="preserve"> </w:t>

--- a/fåglar/A 61654-2023 prioriterade fågelarter.docx
+++ b/fåglar/A 61654-2023 prioriterade fågelarter.docx
@@ -519,7 +519,7 @@
     <w:p/>
     <w:p>
       <w:r>
-        <w:t>2024-12-22</w:t>
+        <w:t>2024-12-23</w:t>
       </w:r>
       <w:r>
         <w:t xml:space="preserve"> </w:t>

--- a/fåglar/A 61654-2023 prioriterade fågelarter.docx
+++ b/fåglar/A 61654-2023 prioriterade fågelarter.docx
@@ -519,7 +519,7 @@
     <w:p/>
     <w:p>
       <w:r>
-        <w:t>2024-12-23</w:t>
+        <w:t>2024-12-24</w:t>
       </w:r>
       <w:r>
         <w:t xml:space="preserve"> </w:t>

--- a/fåglar/A 61654-2023 prioriterade fågelarter.docx
+++ b/fåglar/A 61654-2023 prioriterade fågelarter.docx
@@ -519,7 +519,7 @@
     <w:p/>
     <w:p>
       <w:r>
-        <w:t>2024-12-31</w:t>
+        <w:t>2025-01-01</w:t>
       </w:r>
       <w:r>
         <w:t xml:space="preserve"> </w:t>

--- a/fåglar/A 61654-2023 prioriterade fågelarter.docx
+++ b/fåglar/A 61654-2023 prioriterade fågelarter.docx
@@ -519,7 +519,7 @@
     <w:p/>
     <w:p>
       <w:r>
-        <w:t>2025-01-01</w:t>
+        <w:t>2025-01-02</w:t>
       </w:r>
       <w:r>
         <w:t xml:space="preserve"> </w:t>

--- a/fåglar/A 61654-2023 prioriterade fågelarter.docx
+++ b/fåglar/A 61654-2023 prioriterade fågelarter.docx
@@ -519,7 +519,7 @@
     <w:p/>
     <w:p>
       <w:r>
-        <w:t>2025-01-02</w:t>
+        <w:t>2025-01-03</w:t>
       </w:r>
       <w:r>
         <w:t xml:space="preserve"> </w:t>

--- a/fåglar/A 61654-2023 prioriterade fågelarter.docx
+++ b/fåglar/A 61654-2023 prioriterade fågelarter.docx
@@ -519,7 +519,7 @@
     <w:p/>
     <w:p>
       <w:r>
-        <w:t>2025-01-03</w:t>
+        <w:t>2025-01-04</w:t>
       </w:r>
       <w:r>
         <w:t xml:space="preserve"> </w:t>

--- a/fåglar/A 61654-2023 prioriterade fågelarter.docx
+++ b/fåglar/A 61654-2023 prioriterade fågelarter.docx
@@ -519,7 +519,7 @@
     <w:p/>
     <w:p>
       <w:r>
-        <w:t>2025-01-04</w:t>
+        <w:t>2025-01-05</w:t>
       </w:r>
       <w:r>
         <w:t xml:space="preserve"> </w:t>

--- a/fåglar/A 61654-2023 prioriterade fågelarter.docx
+++ b/fåglar/A 61654-2023 prioriterade fågelarter.docx
@@ -519,7 +519,7 @@
     <w:p/>
     <w:p>
       <w:r>
-        <w:t>2025-01-05</w:t>
+        <w:t>2025-01-06</w:t>
       </w:r>
       <w:r>
         <w:t xml:space="preserve"> </w:t>

--- a/fåglar/A 61654-2023 prioriterade fågelarter.docx
+++ b/fåglar/A 61654-2023 prioriterade fågelarter.docx
@@ -519,7 +519,7 @@
     <w:p/>
     <w:p>
       <w:r>
-        <w:t>2025-01-06</w:t>
+        <w:t>2025-01-07</w:t>
       </w:r>
       <w:r>
         <w:t xml:space="preserve"> </w:t>

--- a/fåglar/A 61654-2023 prioriterade fågelarter.docx
+++ b/fåglar/A 61654-2023 prioriterade fågelarter.docx
@@ -519,7 +519,7 @@
     <w:p/>
     <w:p>
       <w:r>
-        <w:t>2025-01-07</w:t>
+        <w:t>2025-01-08</w:t>
       </w:r>
       <w:r>
         <w:t xml:space="preserve"> </w:t>

--- a/fåglar/A 61654-2023 prioriterade fågelarter.docx
+++ b/fåglar/A 61654-2023 prioriterade fågelarter.docx
@@ -519,7 +519,7 @@
     <w:p/>
     <w:p>
       <w:r>
-        <w:t>2025-01-08</w:t>
+        <w:t>2025-01-09</w:t>
       </w:r>
       <w:r>
         <w:t xml:space="preserve"> </w:t>

--- a/fåglar/A 61654-2023 prioriterade fågelarter.docx
+++ b/fåglar/A 61654-2023 prioriterade fågelarter.docx
@@ -519,7 +519,7 @@
     <w:p/>
     <w:p>
       <w:r>
-        <w:t>2025-01-09</w:t>
+        <w:t>2025-01-10</w:t>
       </w:r>
       <w:r>
         <w:t xml:space="preserve"> </w:t>

--- a/fåglar/A 61654-2023 prioriterade fågelarter.docx
+++ b/fåglar/A 61654-2023 prioriterade fågelarter.docx
@@ -519,7 +519,7 @@
     <w:p/>
     <w:p>
       <w:r>
-        <w:t>2025-01-10</w:t>
+        <w:t>2025-01-11</w:t>
       </w:r>
       <w:r>
         <w:t xml:space="preserve"> </w:t>

--- a/fåglar/A 61654-2023 prioriterade fågelarter.docx
+++ b/fåglar/A 61654-2023 prioriterade fågelarter.docx
@@ -519,7 +519,7 @@
     <w:p/>
     <w:p>
       <w:r>
-        <w:t>2025-01-11</w:t>
+        <w:t>2025-01-12</w:t>
       </w:r>
       <w:r>
         <w:t xml:space="preserve"> </w:t>

--- a/fåglar/A 61654-2023 prioriterade fågelarter.docx
+++ b/fåglar/A 61654-2023 prioriterade fågelarter.docx
@@ -519,7 +519,7 @@
     <w:p/>
     <w:p>
       <w:r>
-        <w:t>2025-01-12</w:t>
+        <w:t>2025-01-13</w:t>
       </w:r>
       <w:r>
         <w:t xml:space="preserve"> </w:t>

--- a/fåglar/A 61654-2023 prioriterade fågelarter.docx
+++ b/fåglar/A 61654-2023 prioriterade fågelarter.docx
@@ -519,7 +519,7 @@
     <w:p/>
     <w:p>
       <w:r>
-        <w:t>2025-01-13</w:t>
+        <w:t>2025-01-14</w:t>
       </w:r>
       <w:r>
         <w:t xml:space="preserve"> </w:t>
